--- a/az/wisdom-stories/raising-a-child.docx
+++ b/az/wisdom-stories/raising-a-child.docx
@@ -131,7 +131,7 @@
         <w:rPr>
           <w:lang/>
         </w:rPr>
-        <w:t>— Bəlkə mənə də kömək edəsiniz?</w:t>
+        <w:t>— Bəlkə, mənə də kömək edəsiniz?</w:t>
       </w:r>
     </w:p>
     <w:p>
@@ -274,7 +274,7 @@
         <w:rPr>
           <w:lang/>
         </w:rPr>
-        <w:t>— Xeyirxah, müdrik bir adam tanıyıram. Gedin, onunla danışın. Bəlkə sizə yol göstərər.</w:t>
+        <w:t>— Xeyirxah, müdrik bir adam tanıyıram. Gedin, onunla danışın. Bəlkə, sizə yol göstərər.</w:t>
       </w:r>
     </w:p>
     <w:p>
@@ -392,7 +392,7 @@
         <w:rPr>
           <w:lang/>
         </w:rPr>
-        <w:t>— Tərbiyə uşağın iradəsini sındırmaq deyil, onunla etibar qurmaqdır. Oğlunuzu dinləyin, ona vaxt ayırın, sevginizi göstərin. Qaydaları aydın izah edin, özünüz də onlara əməl edin. Səhv edəndə onu alçaltmadan etdiyinin nəticəsini anlamağa və düzəltməyə kömək edin.</w:t>
+        <w:t>— Tərbiyə uşağın iradəsini sındırmaq deyil, onunla qarşılıqlı etimada əsaslanan münasibət qurmaqdır. Oğlunuzu dinləyin, ona vaxt ayırın, sevginizi göstərin. Qaydaları aydın izah edin, özünüz də onlara əməl edin. Səhv edəndə onu alçaltmadan etdiyinin nəticəsini anlamağa və düzəltməyə kömək edin.</w:t>
       </w:r>
     </w:p>
     <w:p>
